--- a/samples/dispute-case-note.docx
+++ b/samples/dispute-case-note.docx
@@ -14,17 +14,17 @@
     </w:p>
     <w:p>
       <w:r>
-        <w:t xml:space="preserve">Customer: Daniel Okonkwo</w:t>
+        <w:t xml:space="preserve">Customer: Mateo Jackson</w:t>
       </w:r>
     </w:p>
     <w:p>
       <w:r>
-        <w:t xml:space="preserve">Email: daniel.okonkwo@example.com</w:t>
+        <w:t xml:space="preserve">Email: mateo_jackson@example.com</w:t>
       </w:r>
     </w:p>
     <w:p>
       <w:r>
-        <w:t xml:space="preserve">Phone: 555-0133</w:t>
+        <w:t xml:space="preserve">Phone: 555-0100</w:t>
       </w:r>
     </w:p>
     <w:p>
@@ -34,7 +34,7 @@
     </w:p>
     <w:p>
       <w:r>
-        <w:t xml:space="preserve">Merchant: ACME Electronics, London</w:t>
+        <w:t xml:space="preserve">Merchant: AnyCompany Electronics, London</w:t>
       </w:r>
     </w:p>
     <w:p>
